--- a/public/modelos/biblioteca-v2/PCM-MAN-018_Manual-de-Gestao-de-Ativos_R00.docx
+++ b/public/modelos/biblioteca-v2/PCM-MAN-018_Manual-de-Gestao-de-Ativos_R00.docx
@@ -1073,7 +1073,7 @@
               <w:spacing w:line="252" w:lineRule="auto"/>
             </w:pPr>
             <w:r>
-              <w:t xml:space="preserve">Criticidade, FMECA, estratégia, análise de falhas e melhorias.</w:t>
+              <w:t xml:space="preserve">Criticidade, MFMEA, estratégia, análise de falhas e melhorias.</w:t>
             </w:r>
           </w:p>
         </w:tc>
@@ -1771,7 +1771,7 @@
               <w:spacing w:line="252" w:lineRule="auto"/>
             </w:pPr>
             <w:r>
-              <w:t xml:space="preserve">Criticidade e FMECA</w:t>
+              <w:t xml:space="preserve">Criticidade e MFMEA</w:t>
             </w:r>
           </w:p>
         </w:tc>
@@ -5057,7 +5057,7 @@
               <w:spacing w:line="252" w:lineRule="auto"/>
             </w:pPr>
             <w:r>
-              <w:t xml:space="preserve">FMECA, preventiva e preditiva, peças em estoque, prioridade máxima na OS.</w:t>
+              <w:t xml:space="preserve">MFMEA, preventiva e preditiva, peças em estoque, prioridade máxima na OS.</w:t>
             </w:r>
           </w:p>
         </w:tc>
@@ -5242,7 +5242,7 @@
         <w:pStyle w:val="CorpoPCMD"/>
       </w:pPr>
       <w:r>
-        <w:t xml:space="preserve">Os riscos dos ativos são identificados, avaliados e tratados no registro de riscos (PCM-MAN-020), revisto </w:t>
+        <w:t xml:space="preserve">Os riscos dos ativos são identificados, avaliados e tratados na criticidade e na MFMEA (PCM-MAN-002), revistas </w:t>
       </w:r>
       <w:r>
         <w:rPr>
@@ -7953,7 +7953,7 @@
               <w:spacing w:line="252" w:lineRule="auto"/>
             </w:pPr>
             <w:r>
-              <w:t xml:space="preserve">Criticidade, FMECA e plano</w:t>
+              <w:t xml:space="preserve">Criticidade, MFMEA e plano</w:t>
             </w:r>
           </w:p>
         </w:tc>
@@ -8984,222 +8984,6 @@
             </w:pPr>
             <w:r>
               <w:t xml:space="preserve">Padronização e treinamento</w:t>
-            </w:r>
-          </w:p>
-        </w:tc>
-      </w:tr>
-      <w:tr>
-        <w:trPr>
-          <w:cantSplit/>
-          <w:jc w:val="center"/>
-        </w:trPr>
-        <w:tc>
-          <w:tcPr>
-            <w:tcW w:w="1578" w:type="dxa"/>
-            <w:shd w:val="clear" w:color="auto" w:fill="FFFFFF"/>
-            <w:tcMar>
-              <w:top w:w="100" w:type="dxa"/>
-              <w:left w:w="100" w:type="dxa"/>
-              <w:bottom w:w="100" w:type="dxa"/>
-              <w:right w:w="100" w:type="dxa"/>
-            </w:tcMar>
-            <w:vAlign w:val="center"/>
-          </w:tcPr>
-          <w:p>
-            <w:pPr>
-              <w:pStyle w:val="TabelaPCMD"/>
-              <w:spacing w:line="252" w:lineRule="auto"/>
-            </w:pPr>
-            <w:r>
-              <w:t xml:space="preserve">PCM-MAN-020</w:t>
-            </w:r>
-          </w:p>
-        </w:tc>
-        <w:tc>
-          <w:tcPr>
-            <w:tcW w:w="2959" w:type="dxa"/>
-            <w:shd w:val="clear" w:color="auto" w:fill="FFFFFF"/>
-            <w:tcMar>
-              <w:top w:w="100" w:type="dxa"/>
-              <w:left w:w="100" w:type="dxa"/>
-              <w:bottom w:w="100" w:type="dxa"/>
-              <w:right w:w="100" w:type="dxa"/>
-            </w:tcMar>
-            <w:vAlign w:val="center"/>
-          </w:tcPr>
-          <w:p>
-            <w:pPr>
-              <w:pStyle w:val="TabelaPCMD"/>
-              <w:spacing w:line="252" w:lineRule="auto"/>
-            </w:pPr>
-            <w:r>
-              <w:t xml:space="preserve">Registro de riscos</w:t>
-            </w:r>
-          </w:p>
-        </w:tc>
-        <w:tc>
-          <w:tcPr>
-            <w:tcW w:w="5327" w:type="dxa"/>
-            <w:shd w:val="clear" w:color="auto" w:fill="FFFFFF"/>
-            <w:tcMar>
-              <w:top w:w="100" w:type="dxa"/>
-              <w:left w:w="100" w:type="dxa"/>
-              <w:bottom w:w="100" w:type="dxa"/>
-              <w:right w:w="100" w:type="dxa"/>
-            </w:tcMar>
-            <w:vAlign w:val="center"/>
-          </w:tcPr>
-          <w:p>
-            <w:pPr>
-              <w:pStyle w:val="TabelaPCMD"/>
-              <w:spacing w:line="252" w:lineRule="auto"/>
-            </w:pPr>
-            <w:r>
-              <w:t xml:space="preserve">Riscos dos ativos, nível e tratamento</w:t>
-            </w:r>
-          </w:p>
-        </w:tc>
-      </w:tr>
-      <w:tr>
-        <w:trPr>
-          <w:cantSplit/>
-          <w:jc w:val="center"/>
-        </w:trPr>
-        <w:tc>
-          <w:tcPr>
-            <w:tcW w:w="1578" w:type="dxa"/>
-            <w:shd w:val="clear" w:color="auto" w:fill="F4F6F9"/>
-            <w:tcMar>
-              <w:top w:w="100" w:type="dxa"/>
-              <w:left w:w="100" w:type="dxa"/>
-              <w:bottom w:w="100" w:type="dxa"/>
-              <w:right w:w="100" w:type="dxa"/>
-            </w:tcMar>
-            <w:vAlign w:val="center"/>
-          </w:tcPr>
-          <w:p>
-            <w:pPr>
-              <w:pStyle w:val="TabelaPCMD"/>
-              <w:spacing w:line="252" w:lineRule="auto"/>
-            </w:pPr>
-            <w:r>
-              <w:t xml:space="preserve">PCM-MAN-021</w:t>
-            </w:r>
-          </w:p>
-        </w:tc>
-        <w:tc>
-          <w:tcPr>
-            <w:tcW w:w="2959" w:type="dxa"/>
-            <w:shd w:val="clear" w:color="auto" w:fill="F4F6F9"/>
-            <w:tcMar>
-              <w:top w:w="100" w:type="dxa"/>
-              <w:left w:w="100" w:type="dxa"/>
-              <w:bottom w:w="100" w:type="dxa"/>
-              <w:right w:w="100" w:type="dxa"/>
-            </w:tcMar>
-            <w:vAlign w:val="center"/>
-          </w:tcPr>
-          <w:p>
-            <w:pPr>
-              <w:pStyle w:val="TabelaPCMD"/>
-              <w:spacing w:line="252" w:lineRule="auto"/>
-            </w:pPr>
-            <w:r>
-              <w:t xml:space="preserve">Matriz de competências</w:t>
-            </w:r>
-          </w:p>
-        </w:tc>
-        <w:tc>
-          <w:tcPr>
-            <w:tcW w:w="5327" w:type="dxa"/>
-            <w:shd w:val="clear" w:color="auto" w:fill="F4F6F9"/>
-            <w:tcMar>
-              <w:top w:w="100" w:type="dxa"/>
-              <w:left w:w="100" w:type="dxa"/>
-              <w:bottom w:w="100" w:type="dxa"/>
-              <w:right w:w="100" w:type="dxa"/>
-            </w:tcMar>
-            <w:vAlign w:val="center"/>
-          </w:tcPr>
-          <w:p>
-            <w:pPr>
-              <w:pStyle w:val="TabelaPCMD"/>
-              <w:spacing w:line="252" w:lineRule="auto"/>
-            </w:pPr>
-            <w:r>
-              <w:t xml:space="preserve">Treinamentos, validade e situação por pessoa</w:t>
-            </w:r>
-          </w:p>
-        </w:tc>
-      </w:tr>
-      <w:tr>
-        <w:trPr>
-          <w:cantSplit/>
-          <w:jc w:val="center"/>
-        </w:trPr>
-        <w:tc>
-          <w:tcPr>
-            <w:tcW w:w="1578" w:type="dxa"/>
-            <w:shd w:val="clear" w:color="auto" w:fill="FFFFFF"/>
-            <w:tcMar>
-              <w:top w:w="100" w:type="dxa"/>
-              <w:left w:w="100" w:type="dxa"/>
-              <w:bottom w:w="100" w:type="dxa"/>
-              <w:right w:w="100" w:type="dxa"/>
-            </w:tcMar>
-            <w:vAlign w:val="center"/>
-          </w:tcPr>
-          <w:p>
-            <w:pPr>
-              <w:pStyle w:val="TabelaPCMD"/>
-              <w:spacing w:line="252" w:lineRule="auto"/>
-            </w:pPr>
-            <w:r>
-              <w:t xml:space="preserve">PCM-MAN-022</w:t>
-            </w:r>
-          </w:p>
-        </w:tc>
-        <w:tc>
-          <w:tcPr>
-            <w:tcW w:w="2959" w:type="dxa"/>
-            <w:shd w:val="clear" w:color="auto" w:fill="FFFFFF"/>
-            <w:tcMar>
-              <w:top w:w="100" w:type="dxa"/>
-              <w:left w:w="100" w:type="dxa"/>
-              <w:bottom w:w="100" w:type="dxa"/>
-              <w:right w:w="100" w:type="dxa"/>
-            </w:tcMar>
-            <w:vAlign w:val="center"/>
-          </w:tcPr>
-          <w:p>
-            <w:pPr>
-              <w:pStyle w:val="TabelaPCMD"/>
-              <w:spacing w:line="252" w:lineRule="auto"/>
-            </w:pPr>
-            <w:r>
-              <w:t xml:space="preserve">Parada programada</w:t>
-            </w:r>
-          </w:p>
-        </w:tc>
-        <w:tc>
-          <w:tcPr>
-            <w:tcW w:w="5327" w:type="dxa"/>
-            <w:shd w:val="clear" w:color="auto" w:fill="FFFFFF"/>
-            <w:tcMar>
-              <w:top w:w="100" w:type="dxa"/>
-              <w:left w:w="100" w:type="dxa"/>
-              <w:bottom w:w="100" w:type="dxa"/>
-              <w:right w:w="100" w:type="dxa"/>
-            </w:tcMar>
-            <w:vAlign w:val="center"/>
-          </w:tcPr>
-          <w:p>
-            <w:pPr>
-              <w:pStyle w:val="TabelaPCMD"/>
-              <w:spacing w:line="252" w:lineRule="auto"/>
-            </w:pPr>
-            <w:r>
-              <w:t xml:space="preserve">Serviços, peças, permissões e conclusão da parada</w:t>
             </w:r>
           </w:p>
         </w:tc>
@@ -10070,7 +9854,7 @@
               <w:rPr>
                 <w:color w:val="4A5668"/>
               </w:rPr>
-              <w:t xml:space="preserve">[Cadastro, FMECA, programação, indicadores]</w:t>
+              <w:t xml:space="preserve">[Cadastro, MFMEA, programação, indicadores]</w:t>
             </w:r>
           </w:p>
         </w:tc>
@@ -10189,7 +9973,7 @@
         <w:pStyle w:val="CorpoPCMD"/>
       </w:pPr>
       <w:r>
-        <w:t xml:space="preserve">A matriz com o nome de cada pessoa e a data de cada treinamento é mantida no PCM-MAN-021 pelo </w:t>
+        <w:t xml:space="preserve">A matriz com o nome de cada pessoa e a data de cada treinamento é mantida pelo </w:t>
       </w:r>
       <w:r>
         <w:rPr>
